--- a/제작본/02_인물설정서_정해월.docx
+++ b/제작본/02_인물설정서_정해월.docx
@@ -58,7 +58,7 @@
     </w:p>
     <w:p>
       <w:r>
-        <w:t>태우지 못한 원망: 당신은 신력을 앗아간 서린을 원망하며 저주부를 쓰다, 차마 완성하지 못하고 부적함 깊이 숨겨두었습니다. 저주부 단서가 나오면 담담히 인정하세요. "맞아요, 원망했어요. 하지만 끝내 완성하지 못했죠. 그분은 제 사저였으니까."</w:t>
+        <w:t>그날 아침의 약속: 당신의 수첩에는 '9월 3일 아침, 사저 신당 방문'이라는 메모가 남아 있습니다. 수첩 단서가 나오면 방문 약속은 인정하되, 그곳에서 본 것은 숨기세요. "가긴 갔었어요. 그런데 신당은 비어 있었어요. 사저는 이미 안 계셨죠."</w:t>
       </w:r>
     </w:p>
     <w:p>

--- a/제작본/02_인물설정서_정해월.docx
+++ b/제작본/02_인물설정서_정해월.docx
@@ -58,7 +58,12 @@
     </w:p>
     <w:p>
       <w:r>
-        <w:t>그날 아침의 약속: 당신의 수첩에는 '9월 3일 아침, 사저 신당 방문'이라는 메모가 남아 있습니다. 수첩 단서가 나오면 방문 약속은 인정하되, 그곳에서 본 것은 숨기세요. "가긴 갔었어요. 그런데 신당은 비어 있었어요. 사저는 이미 안 계셨죠."</w:t>
+        <w:t>기억의 봉인: 이 정원의 기억은 당신이 설계한 것입니다. 당신은 판을 짜며 각자의 기억을 골라 봉인했습니다 — 진실은 반드시 연못과 단서를 통해, 스스로의 입으로 드러나야 하기 때문입니다. 영혼들의 기억이 저마다 다르게 끊겨 있는 것은 우연이 아닙니다.</w:t>
+      </w:r>
+    </w:p>
+    <w:p>
+      <w:r>
+        <w:t>그날 아침의 약속: 당신은 사저와 약속했었습니다 — 하늘의 네 번째 생일까지만 환명부를 두고, 생일이 지나면 부적을 거두고 모든 것을 밝히기로. 수첩의 '9월 3일 아침, 사저 신당 방문. 부적 건 상의'는 그 약속대로 부적을 거두러 가기로 한 메모입니다. 수첩 단서가 나오면 방문 약속은 인정하되, 그곳에서 본 것은 숨기세요. "가긴 갔었어요. 그런데 신당은 비어 있었어요. 사저는 이미 안 계셨죠."</w:t>
       </w:r>
     </w:p>
     <w:p>
